--- a/Word/Module 2/DOCX/Realises/M2_04_Realise_Illustrations.docx
+++ b/Word/Module 2/DOCX/Realises/M2_04_Realise_Illustrations.docx
@@ -5,19 +5,440 @@
     <w:p>
       <w:pPr>
         <w:pStyle w:val="Title"/>
+        <w:spacing w:after="160" w:before="0"/>
       </w:pPr>
       <w:r>
+        <w:rPr>
+          <w:rFonts w:ascii="Calibri" w:hAnsi="Calibri" w:eastAsia="Calibri"/>
+          <w:sz w:val="22"/>
+        </w:rPr>
         <w:t>Illustrations - résultat</w:t>
       </w:r>
     </w:p>
     <w:p>
+      <w:pPr>
+        <w:spacing w:after="160" w:before="0"/>
+      </w:pPr>
       <w:r>
-        <w:t>Image habillée en carré, WordArt en titre, SmartArt de processus, tableau Excel lié, symbole et équation insérés, objets positionnés proprement.</w:t>
+        <w:rPr>
+          <w:rFonts w:ascii="Calibri" w:hAnsi="Calibri" w:eastAsia="Calibri"/>
+          <w:sz w:val="22"/>
+        </w:rPr>
+        <w:t>Le logo ci-contre utilise un habillage Carré : le texte continue de part et d'autre. L'ancre reste liée au paragraphe pour un positionnement stable.</w:t>
+      </w:r>
+    </w:p>
+    <w:p>
+      <w:r>
+        <w:drawing>
+          <wp:anchor distT="0" distB="0" distL="114300" distR="114300" simplePos="0" relativeHeight="251658240" behindDoc="0" locked="0" layoutInCell="1" allowOverlap="1">
+            <wp:simplePos x="0" y="0"/>
+            <wp:positionH relativeFrom="column">
+              <wp:posOffset>0</wp:posOffset>
+            </wp:positionH>
+            <wp:positionV relativeFrom="paragraph">
+              <wp:posOffset>0</wp:posOffset>
+            </wp:positionV>
+            <wp:extent cx="1296000" cy="555429"/>
+            <wp:effectExtent l="0" t="0" r="0" b="0"/>
+            <wp:wrapSquare wrapText="bothSides"/>
+            <wp:docPr id="1" name="Picture 1"/>
+            <wp:cNvGraphicFramePr xmlns:a="http://schemas.openxmlformats.org/drawingml/2006/main">
+              <a:graphicFrameLocks noChangeAspect="1"/>
+            </wp:cNvGraphicFramePr>
+            <a:graphic xmlns:a="http://schemas.openxmlformats.org/drawingml/2006/main" xmlns:pic="http://schemas.openxmlformats.org/drawingml/2006/picture">
+              <a:graphicData uri="http://schemas.openxmlformats.org/drawingml/2006/picture">
+                <pic:pic>
+                  <pic:nvPicPr>
+                    <pic:cNvPr id="0" name="chc_logo.png"/>
+                    <pic:cNvPicPr/>
+                  </pic:nvPicPr>
+                  <pic:blipFill>
+                    <a:blip r:embed="rId9"/>
+                    <a:stretch>
+                      <a:fillRect/>
+                    </a:stretch>
+                  </pic:blipFill>
+                  <pic:spPr>
+                    <a:xfrm>
+                      <a:off x="0" y="0"/>
+                      <a:ext cx="1296000" cy="555429"/>
+                    </a:xfrm>
+                    <a:prstGeom prst="rect"/>
+                  </pic:spPr>
+                </pic:pic>
+              </a:graphicData>
+            </a:graphic>
+          </wp:anchor>
+        </w:drawing>
+      </w:r>
+    </w:p>
+    <w:p>
+      <w:pPr>
+        <w:pStyle w:val="Heading1"/>
+        <w:spacing w:after="160" w:before="0"/>
+      </w:pPr>
+      <w:r>
+        <w:rPr>
+          <w:rFonts w:ascii="Calibri" w:hAnsi="Calibri" w:eastAsia="Calibri"/>
+          <w:sz w:val="22"/>
+        </w:rPr>
+        <w:t>Processus à illustrer en SmartArt</w:t>
+      </w:r>
+    </w:p>
+    <w:p>
+      <w:pPr>
+        <w:spacing w:after="120" w:before="0"/>
+      </w:pPr>
+      <w:r>
+        <w:rPr>
+          <w:rFonts w:ascii="Calibri" w:hAnsi="Calibri" w:eastAsia="Calibri"/>
+          <w:sz w:val="22"/>
+        </w:rPr>
+        <w:t>Demande → Validation → Mise en œuvre — diagramme de processus :</w:t>
+      </w:r>
+    </w:p>
+    <w:tbl>
+      <w:tblPr>
+        <w:tblW w:type="auto" w:w="0"/>
+        <w:tblLook w:firstColumn="1" w:firstRow="1" w:lastColumn="0" w:lastRow="0" w:noHBand="0" w:noVBand="1" w:val="04A0"/>
+      </w:tblPr>
+      <w:tblGrid>
+        <w:gridCol w:w="3024"/>
+        <w:gridCol w:w="3024"/>
+        <w:gridCol w:w="3024"/>
+      </w:tblGrid>
+      <w:tr>
+        <w:tc>
+          <w:tcPr>
+            <w:tcW w:type="dxa" w:w="3024"/>
+            <w:shd w:fill="DDEBF7" w:val="clear"/>
+          </w:tcPr>
+          <w:p>
+            <w:pPr>
+              <w:jc w:val="center"/>
+            </w:pPr>
+            <w:r>
+              <w:rPr>
+                <w:b/>
+                <w:color w:val="2B579A"/>
+              </w:rPr>
+              <w:t>1. Demande</w:t>
+            </w:r>
+          </w:p>
+        </w:tc>
+        <w:tc>
+          <w:tcPr>
+            <w:tcW w:type="dxa" w:w="3024"/>
+            <w:shd w:fill="DDEBF7" w:val="clear"/>
+          </w:tcPr>
+          <w:p>
+            <w:pPr>
+              <w:jc w:val="center"/>
+            </w:pPr>
+            <w:r>
+              <w:rPr>
+                <w:b/>
+                <w:color w:val="2B579A"/>
+              </w:rPr>
+              <w:t>2. Validation</w:t>
+            </w:r>
+          </w:p>
+        </w:tc>
+        <w:tc>
+          <w:tcPr>
+            <w:tcW w:type="dxa" w:w="3024"/>
+            <w:shd w:fill="DDEBF7" w:val="clear"/>
+          </w:tcPr>
+          <w:p>
+            <w:pPr>
+              <w:jc w:val="center"/>
+            </w:pPr>
+            <w:r>
+              <w:rPr>
+                <w:b/>
+                <w:color w:val="2B579A"/>
+              </w:rPr>
+              <w:t>3. Mise en œuvre</w:t>
+            </w:r>
+          </w:p>
+        </w:tc>
+      </w:tr>
+    </w:tbl>
+    <w:p>
+      <w:pPr>
+        <w:spacing w:after="160" w:before="120"/>
+      </w:pPr>
+      <w:r>
+        <w:rPr>
+          <w:rFonts w:ascii="Calibri" w:hAnsi="Calibri" w:eastAsia="Calibri"/>
+          <w:i/>
+          <w:sz w:val="22"/>
+        </w:rPr>
+        <w:t>Processus en trois étapes : Demande, Validation, Mise en œuvre.</w:t>
+      </w:r>
+    </w:p>
+    <w:p>
+      <w:pPr>
+        <w:pStyle w:val="Heading1"/>
+        <w:spacing w:after="160" w:before="0"/>
+      </w:pPr>
+      <w:r>
+        <w:rPr>
+          <w:rFonts w:ascii="Calibri" w:hAnsi="Calibri" w:eastAsia="Calibri"/>
+          <w:sz w:val="22"/>
+        </w:rPr>
+        <w:t>Zone pour le tableau / graphique Excel</w:t>
+      </w:r>
+    </w:p>
+    <w:p>
+      <w:pPr>
+        <w:spacing w:after="160" w:before="0"/>
+      </w:pPr>
+      <w:r>
+        <w:rPr>
+          <w:rFonts w:ascii="Calibri" w:hAnsi="Calibri" w:eastAsia="Calibri"/>
+          <w:sz w:val="22"/>
+        </w:rPr>
+        <w:t>Tableau collé avec liaison depuis M2_04_Suivi.xlsx :</w:t>
+      </w:r>
+    </w:p>
+    <w:tbl>
+      <w:tblPr>
+        <w:tblStyle w:val="TableGrid"/>
+        <w:tblW w:type="auto" w:w="0"/>
+        <w:tblLook w:firstColumn="1" w:firstRow="1" w:lastColumn="0" w:lastRow="0" w:noHBand="0" w:noVBand="1" w:val="04A0"/>
+        <w:tblBorders>
+          <w:top w:val="single" w:sz="8" w:space="0" w:color="2B579A"/>
+          <w:left w:val="single" w:sz="8" w:space="0" w:color="2B579A"/>
+          <w:bottom w:val="single" w:sz="8" w:space="0" w:color="2B579A"/>
+          <w:right w:val="single" w:sz="8" w:space="0" w:color="2B579A"/>
+          <w:insideH w:val="single" w:sz="8" w:space="0" w:color="2B579A"/>
+          <w:insideV w:val="single" w:sz="8" w:space="0" w:color="2B579A"/>
+        </w:tblBorders>
+      </w:tblPr>
+      <w:tblGrid>
+        <w:gridCol w:w="3024"/>
+        <w:gridCol w:w="3024"/>
+        <w:gridCol w:w="3024"/>
+      </w:tblGrid>
+      <w:tr>
+        <w:tc>
+          <w:tcPr>
+            <w:tcW w:type="dxa" w:w="3024"/>
+            <w:shd w:fill="DDEBF7" w:val="clear"/>
+          </w:tcPr>
+          <w:p>
+            <w:r>
+              <w:rPr>
+                <w:b/>
+                <w:color w:val="2B579A"/>
+              </w:rPr>
+              <w:t>Action</w:t>
+            </w:r>
+          </w:p>
+        </w:tc>
+        <w:tc>
+          <w:tcPr>
+            <w:tcW w:type="dxa" w:w="3024"/>
+            <w:shd w:fill="DDEBF7" w:val="clear"/>
+          </w:tcPr>
+          <w:p>
+            <w:r>
+              <w:rPr>
+                <w:b/>
+                <w:color w:val="2B579A"/>
+              </w:rPr>
+              <w:t>Responsable</w:t>
+            </w:r>
+          </w:p>
+        </w:tc>
+        <w:tc>
+          <w:tcPr>
+            <w:tcW w:type="dxa" w:w="3024"/>
+            <w:shd w:fill="DDEBF7" w:val="clear"/>
+          </w:tcPr>
+          <w:p>
+            <w:r>
+              <w:rPr>
+                <w:b/>
+                <w:color w:val="2B579A"/>
+              </w:rPr>
+              <w:t>Heures</w:t>
+            </w:r>
+          </w:p>
+        </w:tc>
+      </w:tr>
+      <w:tr>
+        <w:tc>
+          <w:tcPr>
+            <w:tcW w:type="dxa" w:w="3024"/>
+          </w:tcPr>
+          <w:p>
+            <w:r>
+              <w:t>Préparer les accès</w:t>
+            </w:r>
+          </w:p>
+        </w:tc>
+        <w:tc>
+          <w:tcPr>
+            <w:tcW w:type="dxa" w:w="3024"/>
+          </w:tcPr>
+          <w:p>
+            <w:r>
+              <w:t>Service IT</w:t>
+            </w:r>
+          </w:p>
+        </w:tc>
+        <w:tc>
+          <w:tcPr>
+            <w:tcW w:type="dxa" w:w="3024"/>
+          </w:tcPr>
+          <w:p>
+            <w:r>
+              <w:t>2</w:t>
+            </w:r>
+          </w:p>
+        </w:tc>
+      </w:tr>
+      <w:tr>
+        <w:tc>
+          <w:tcPr>
+            <w:tcW w:type="dxa" w:w="3024"/>
+          </w:tcPr>
+          <w:p>
+            <w:r>
+              <w:t>Préparer le matériel</w:t>
+            </w:r>
+          </w:p>
+        </w:tc>
+        <w:tc>
+          <w:tcPr>
+            <w:tcW w:type="dxa" w:w="3024"/>
+          </w:tcPr>
+          <w:p>
+            <w:r>
+              <w:t>Logistique</w:t>
+            </w:r>
+          </w:p>
+        </w:tc>
+        <w:tc>
+          <w:tcPr>
+            <w:tcW w:type="dxa" w:w="3024"/>
+          </w:tcPr>
+          <w:p>
+            <w:r>
+              <w:t>3</w:t>
+            </w:r>
+          </w:p>
+        </w:tc>
+      </w:tr>
+      <w:tr>
+        <w:tc>
+          <w:tcPr>
+            <w:tcW w:type="dxa" w:w="3024"/>
+          </w:tcPr>
+          <w:p>
+            <w:r>
+              <w:t>Accueil du collaborateur</w:t>
+            </w:r>
+          </w:p>
+        </w:tc>
+        <w:tc>
+          <w:tcPr>
+            <w:tcW w:type="dxa" w:w="3024"/>
+          </w:tcPr>
+          <w:p>
+            <w:r>
+              <w:t>Référent</w:t>
+            </w:r>
+          </w:p>
+        </w:tc>
+        <w:tc>
+          <w:tcPr>
+            <w:tcW w:type="dxa" w:w="3024"/>
+          </w:tcPr>
+          <w:p>
+            <w:r>
+              <w:t>4</w:t>
+            </w:r>
+          </w:p>
+        </w:tc>
+      </w:tr>
+    </w:tbl>
+    <w:p>
+      <w:r>
+        <w:fldChar w:fldCharType="begin"/>
+        <w:instrText xml:space="preserve"> LINK Excel.Sheet.12 "M2_04_Suivi.xlsx" "Suivi!A1:C4" \a \f 4 \h </w:instrText>
+        <w:fldChar w:fldCharType="separate"/>
+        <w:t>Liaison Excel : mettez le champ à jour si le classeur change.</w:t>
+        <w:fldChar w:fldCharType="end"/>
+      </w:r>
+    </w:p>
+    <w:p>
+      <w:pPr>
+        <w:pStyle w:val="Heading1"/>
+        <w:spacing w:after="160" w:before="0"/>
+      </w:pPr>
+      <w:r>
+        <w:rPr>
+          <w:rFonts w:ascii="Calibri" w:hAnsi="Calibri" w:eastAsia="Calibri"/>
+          <w:sz w:val="22"/>
+        </w:rPr>
+        <w:t>Zone pour l'équation</w:t>
+      </w:r>
+    </w:p>
+    <w:p>
+      <w:pPr>
+        <w:spacing w:after="160" w:before="0"/>
+      </w:pPr>
+      <w:r>
+        <w:rPr>
+          <w:rFonts w:ascii="Calibri" w:hAnsi="Calibri" w:eastAsia="Calibri"/>
+          <w:sz w:val="22"/>
+        </w:rPr>
+        <w:t>Symbole inséré : →  ✓  •   (Insertion → Symbole).</w:t>
+      </w:r>
+    </w:p>
+    <w:p>
+      <m:oMathPara>
+        <m:oMath>
+          <m:r>
+            <m:t xml:space="preserve">Taux = </m:t>
+          </m:r>
+          <m:f>
+            <m:num>
+              <m:r>
+                <m:t xml:space="preserve">inscrits</m:t>
+              </m:r>
+            </m:num>
+            <m:den>
+              <m:r>
+                <m:t xml:space="preserve">places</m:t>
+              </m:r>
+            </m:den>
+          </m:f>
+          <m:r>
+            <m:t xml:space="preserve"> × 100</m:t>
+          </m:r>
+        </m:oMath>
+      </m:oMathPara>
+    </w:p>
+    <w:p>
+      <w:pPr>
+        <w:spacing w:after="200" w:before="0"/>
+      </w:pPr>
+      <w:r>
+        <w:rPr>
+          <w:rFonts w:ascii="Calibri" w:hAnsi="Calibri" w:eastAsia="Calibri"/>
+          <w:i/>
+          <w:sz w:val="22"/>
+        </w:rPr>
+        <w:t>Taux de présence = inscrits / places × 100</w:t>
       </w:r>
     </w:p>
     <w:sectPr>
-      <w:pgSz w:w="12240" w:h="15840"/>
-      <w:pgMar w:top="1440" w:right="1800" w:bottom="1440" w:left="1800" w:header="720" w:footer="720" w:gutter="0"/>
+      <w:pgSz w:w="11906" w:h="16838"/>
+      <w:pgMar w:top="1134" w:right="1417" w:bottom="1134" w:left="1417" w:header="720" w:footer="720" w:gutter="0"/>
       <w:cols w:space="720"/>
       <w:docGrid w:linePitch="360"/>
     </w:sectPr>
